--- a/data/outputs/v2/Grade11/Biology/Quizzes/SS2.2_Growth_and_Development_in_Plants/Biology_G11_SS2.2_Growth_and_Development_in_Plants_L9_AnswerKey.docx
+++ b/data/outputs/v2/Grade11/Biology/Quizzes/SS2.2_Growth_and_Development_in_Plants/Biology_G11_SS2.2_Growth_and_Development_in_Plants_L9_AnswerKey.docx
@@ -1405,7 +1405,7 @@
         </w:rPr>
         <w:t xml:space="preserve">© 2026 SeaVuria and ARES. Aligned with KICD objectives. Developed by SeaVuria; technical implementation by ARES (with AI assistance from Claude). Licensed under </w:t>
       </w:r>
-      <w:hyperlink w:history="1" r:id="rIdszs8tqjvmuoefkvc-rv1y">
+      <w:hyperlink w:history="1" r:id="rId1-qe_19mnjgltfai5riiu">
         <w:r>
           <w:rPr>
             <w:rFonts w:ascii="Arial" w:cs="Arial" w:eastAsia="Arial" w:hAnsi="Arial"/>
@@ -1426,7 +1426,7 @@
         </w:rPr>
         <w:t xml:space="preserve"> (</w:t>
       </w:r>
-      <w:hyperlink w:history="1" r:id="rIdpmvrrw93uysyhnoexbdxv">
+      <w:hyperlink w:history="1" r:id="rId-jyjvkhnyv0spohnibv4t">
         <w:r>
           <w:rPr>
             <w:rFonts w:ascii="Arial" w:cs="Arial" w:eastAsia="Arial" w:hAnsi="Arial"/>

--- a/data/outputs/v2/Grade11/Biology/Quizzes/SS2.2_Growth_and_Development_in_Plants/Biology_G11_SS2.2_Growth_and_Development_in_Plants_L9_AnswerKey.docx
+++ b/data/outputs/v2/Grade11/Biology/Quizzes/SS2.2_Growth_and_Development_in_Plants/Biology_G11_SS2.2_Growth_and_Development_in_Plants_L9_AnswerKey.docx
@@ -29,7 +29,7 @@
           <w:sz w:val="20"/>
           <w:szCs w:val="20"/>
         </w:rPr>
-        <w:t xml:space="preserve">Sub-Strand 2.2: Growth and Development in Plants  •  Lesson 9: Role of Hormones in Plant Growth and Development: Why Do Maize and Bean Plants Grow Differently?</w:t>
+        <w:t xml:space="preserve">Sub-Strand 2.2: Growth and Development in Plants  •  Lesson 9: Consolidating the Evidence and Building the Final Model: Why Did Mr. Wafula's Maize and Beans Behave So Differently?</w:t>
       </w:r>
     </w:p>
     <w:p>
@@ -64,7 +64,7 @@
     </w:p>
     <w:tbl>
       <w:tblPr>
-        <w:tblW w:type="dxa" w:w="9359"/>
+        <w:tblW w:type="dxa" w:w="9360"/>
         <w:tblBorders>
           <w:top w:val="single" w:color="auto" w:sz="4"/>
           <w:left w:val="single" w:color="auto" w:sz="4"/>
@@ -75,18 +75,19 @@
         </w:tblBorders>
       </w:tblPr>
       <w:tblGrid>
-        <w:gridCol w:w="1337"/>
-        <w:gridCol w:w="1337"/>
-        <w:gridCol w:w="1337"/>
-        <w:gridCol w:w="1337"/>
-        <w:gridCol w:w="1337"/>
-        <w:gridCol w:w="1337"/>
-        <w:gridCol w:w="1337"/>
+        <w:gridCol w:w="1170"/>
+        <w:gridCol w:w="1170"/>
+        <w:gridCol w:w="1170"/>
+        <w:gridCol w:w="1170"/>
+        <w:gridCol w:w="1170"/>
+        <w:gridCol w:w="1170"/>
+        <w:gridCol w:w="1170"/>
+        <w:gridCol w:w="1170"/>
       </w:tblGrid>
       <w:tr>
         <w:tc>
           <w:tcPr>
-            <w:tcW w:type="dxa" w:w="1337"/>
+            <w:tcW w:type="dxa" w:w="1170"/>
             <w:tcBorders>
               <w:top w:val="single" w:color="BBBBBB" w:sz="4"/>
               <w:left w:val="single" w:color="BBBBBB" w:sz="4"/>
@@ -119,7 +120,7 @@
         </w:tc>
         <w:tc>
           <w:tcPr>
-            <w:tcW w:type="dxa" w:w="1337"/>
+            <w:tcW w:type="dxa" w:w="1170"/>
             <w:tcBorders>
               <w:top w:val="single" w:color="BBBBBB" w:sz="4"/>
               <w:left w:val="single" w:color="BBBBBB" w:sz="4"/>
@@ -152,7 +153,7 @@
         </w:tc>
         <w:tc>
           <w:tcPr>
-            <w:tcW w:type="dxa" w:w="1337"/>
+            <w:tcW w:type="dxa" w:w="1170"/>
             <w:tcBorders>
               <w:top w:val="single" w:color="BBBBBB" w:sz="4"/>
               <w:left w:val="single" w:color="BBBBBB" w:sz="4"/>
@@ -185,7 +186,7 @@
         </w:tc>
         <w:tc>
           <w:tcPr>
-            <w:tcW w:type="dxa" w:w="1337"/>
+            <w:tcW w:type="dxa" w:w="1170"/>
             <w:tcBorders>
               <w:top w:val="single" w:color="BBBBBB" w:sz="4"/>
               <w:left w:val="single" w:color="BBBBBB" w:sz="4"/>
@@ -218,7 +219,7 @@
         </w:tc>
         <w:tc>
           <w:tcPr>
-            <w:tcW w:type="dxa" w:w="1337"/>
+            <w:tcW w:type="dxa" w:w="1170"/>
             <w:tcBorders>
               <w:top w:val="single" w:color="BBBBBB" w:sz="4"/>
               <w:left w:val="single" w:color="BBBBBB" w:sz="4"/>
@@ -251,7 +252,7 @@
         </w:tc>
         <w:tc>
           <w:tcPr>
-            <w:tcW w:type="dxa" w:w="1337"/>
+            <w:tcW w:type="dxa" w:w="1170"/>
             <w:tcBorders>
               <w:top w:val="single" w:color="BBBBBB" w:sz="4"/>
               <w:left w:val="single" w:color="BBBBBB" w:sz="4"/>
@@ -284,7 +285,7 @@
         </w:tc>
         <w:tc>
           <w:tcPr>
-            <w:tcW w:type="dxa" w:w="1337"/>
+            <w:tcW w:type="dxa" w:w="1170"/>
             <w:tcBorders>
               <w:top w:val="single" w:color="BBBBBB" w:sz="4"/>
               <w:left w:val="single" w:color="BBBBBB" w:sz="4"/>
@@ -315,11 +316,204 @@
             </w:r>
           </w:p>
         </w:tc>
+        <w:tc>
+          <w:tcPr>
+            <w:tcW w:type="dxa" w:w="1170"/>
+            <w:tcBorders>
+              <w:top w:val="single" w:color="BBBBBB" w:sz="4"/>
+              <w:left w:val="single" w:color="BBBBBB" w:sz="4"/>
+              <w:bottom w:val="single" w:color="BBBBBB" w:sz="4"/>
+              <w:right w:val="single" w:color="BBBBBB" w:sz="4"/>
+            </w:tcBorders>
+            <w:shd w:fill="D9EEF1" w:val="clear"/>
+            <w:tcMar>
+              <w:top w:type="dxa" w:w="60"/>
+              <w:left w:type="dxa" w:w="80"/>
+              <w:bottom w:type="dxa" w:w="60"/>
+              <w:right w:type="dxa" w:w="80"/>
+            </w:tcMar>
+          </w:tcPr>
+          <w:p>
+            <w:pPr>
+              <w:jc w:val="center"/>
+            </w:pPr>
+            <w:r>
+              <w:rPr>
+                <w:rFonts w:ascii="Arial" w:cs="Arial" w:eastAsia="Arial" w:hAnsi="Arial"/>
+                <w:b/>
+                <w:bCs/>
+                <w:sz w:val="21"/>
+                <w:szCs w:val="21"/>
+              </w:rPr>
+              <w:t xml:space="preserve">Q8</w:t>
+            </w:r>
+          </w:p>
+        </w:tc>
       </w:tr>
       <w:tr>
         <w:tc>
           <w:tcPr>
-            <w:tcW w:type="dxa" w:w="1337"/>
+            <w:tcW w:type="dxa" w:w="1170"/>
+            <w:tcBorders>
+              <w:top w:val="single" w:color="BBBBBB" w:sz="4"/>
+              <w:left w:val="single" w:color="BBBBBB" w:sz="4"/>
+              <w:bottom w:val="single" w:color="BBBBBB" w:sz="4"/>
+              <w:right w:val="single" w:color="BBBBBB" w:sz="4"/>
+            </w:tcBorders>
+            <w:tcMar>
+              <w:top w:type="dxa" w:w="60"/>
+              <w:left w:type="dxa" w:w="80"/>
+              <w:bottom w:type="dxa" w:w="60"/>
+              <w:right w:type="dxa" w:w="80"/>
+            </w:tcMar>
+          </w:tcPr>
+          <w:p>
+            <w:pPr>
+              <w:jc w:val="center"/>
+            </w:pPr>
+            <w:r>
+              <w:rPr>
+                <w:rFonts w:ascii="Arial" w:cs="Arial" w:eastAsia="Arial" w:hAnsi="Arial"/>
+                <w:b/>
+                <w:bCs/>
+                <w:sz w:val="21"/>
+                <w:szCs w:val="21"/>
+              </w:rPr>
+              <w:t xml:space="preserve">D</w:t>
+            </w:r>
+          </w:p>
+        </w:tc>
+        <w:tc>
+          <w:tcPr>
+            <w:tcW w:type="dxa" w:w="1170"/>
+            <w:tcBorders>
+              <w:top w:val="single" w:color="BBBBBB" w:sz="4"/>
+              <w:left w:val="single" w:color="BBBBBB" w:sz="4"/>
+              <w:bottom w:val="single" w:color="BBBBBB" w:sz="4"/>
+              <w:right w:val="single" w:color="BBBBBB" w:sz="4"/>
+            </w:tcBorders>
+            <w:tcMar>
+              <w:top w:type="dxa" w:w="60"/>
+              <w:left w:type="dxa" w:w="80"/>
+              <w:bottom w:type="dxa" w:w="60"/>
+              <w:right w:type="dxa" w:w="80"/>
+            </w:tcMar>
+          </w:tcPr>
+          <w:p>
+            <w:pPr>
+              <w:jc w:val="center"/>
+            </w:pPr>
+            <w:r>
+              <w:rPr>
+                <w:rFonts w:ascii="Arial" w:cs="Arial" w:eastAsia="Arial" w:hAnsi="Arial"/>
+                <w:b/>
+                <w:bCs/>
+                <w:sz w:val="21"/>
+                <w:szCs w:val="21"/>
+              </w:rPr>
+              <w:t xml:space="preserve">D</w:t>
+            </w:r>
+          </w:p>
+        </w:tc>
+        <w:tc>
+          <w:tcPr>
+            <w:tcW w:type="dxa" w:w="1170"/>
+            <w:tcBorders>
+              <w:top w:val="single" w:color="BBBBBB" w:sz="4"/>
+              <w:left w:val="single" w:color="BBBBBB" w:sz="4"/>
+              <w:bottom w:val="single" w:color="BBBBBB" w:sz="4"/>
+              <w:right w:val="single" w:color="BBBBBB" w:sz="4"/>
+            </w:tcBorders>
+            <w:tcMar>
+              <w:top w:type="dxa" w:w="60"/>
+              <w:left w:type="dxa" w:w="80"/>
+              <w:bottom w:type="dxa" w:w="60"/>
+              <w:right w:type="dxa" w:w="80"/>
+            </w:tcMar>
+          </w:tcPr>
+          <w:p>
+            <w:pPr>
+              <w:jc w:val="center"/>
+            </w:pPr>
+            <w:r>
+              <w:rPr>
+                <w:rFonts w:ascii="Arial" w:cs="Arial" w:eastAsia="Arial" w:hAnsi="Arial"/>
+                <w:b/>
+                <w:bCs/>
+                <w:sz w:val="21"/>
+                <w:szCs w:val="21"/>
+              </w:rPr>
+              <w:t xml:space="preserve">C</w:t>
+            </w:r>
+          </w:p>
+        </w:tc>
+        <w:tc>
+          <w:tcPr>
+            <w:tcW w:type="dxa" w:w="1170"/>
+            <w:tcBorders>
+              <w:top w:val="single" w:color="BBBBBB" w:sz="4"/>
+              <w:left w:val="single" w:color="BBBBBB" w:sz="4"/>
+              <w:bottom w:val="single" w:color="BBBBBB" w:sz="4"/>
+              <w:right w:val="single" w:color="BBBBBB" w:sz="4"/>
+            </w:tcBorders>
+            <w:tcMar>
+              <w:top w:type="dxa" w:w="60"/>
+              <w:left w:type="dxa" w:w="80"/>
+              <w:bottom w:type="dxa" w:w="60"/>
+              <w:right w:type="dxa" w:w="80"/>
+            </w:tcMar>
+          </w:tcPr>
+          <w:p>
+            <w:pPr>
+              <w:jc w:val="center"/>
+            </w:pPr>
+            <w:r>
+              <w:rPr>
+                <w:rFonts w:ascii="Arial" w:cs="Arial" w:eastAsia="Arial" w:hAnsi="Arial"/>
+                <w:b/>
+                <w:bCs/>
+                <w:sz w:val="21"/>
+                <w:szCs w:val="21"/>
+              </w:rPr>
+              <w:t xml:space="preserve">C</w:t>
+            </w:r>
+          </w:p>
+        </w:tc>
+        <w:tc>
+          <w:tcPr>
+            <w:tcW w:type="dxa" w:w="1170"/>
+            <w:tcBorders>
+              <w:top w:val="single" w:color="BBBBBB" w:sz="4"/>
+              <w:left w:val="single" w:color="BBBBBB" w:sz="4"/>
+              <w:bottom w:val="single" w:color="BBBBBB" w:sz="4"/>
+              <w:right w:val="single" w:color="BBBBBB" w:sz="4"/>
+            </w:tcBorders>
+            <w:tcMar>
+              <w:top w:type="dxa" w:w="60"/>
+              <w:left w:type="dxa" w:w="80"/>
+              <w:bottom w:type="dxa" w:w="60"/>
+              <w:right w:type="dxa" w:w="80"/>
+            </w:tcMar>
+          </w:tcPr>
+          <w:p>
+            <w:pPr>
+              <w:jc w:val="center"/>
+            </w:pPr>
+            <w:r>
+              <w:rPr>
+                <w:rFonts w:ascii="Arial" w:cs="Arial" w:eastAsia="Arial" w:hAnsi="Arial"/>
+                <w:b/>
+                <w:bCs/>
+                <w:sz w:val="21"/>
+                <w:szCs w:val="21"/>
+              </w:rPr>
+              <w:t xml:space="preserve">C</w:t>
+            </w:r>
+          </w:p>
+        </w:tc>
+        <w:tc>
+          <w:tcPr>
+            <w:tcW w:type="dxa" w:w="1170"/>
             <w:tcBorders>
               <w:top w:val="single" w:color="BBBBBB" w:sz="4"/>
               <w:left w:val="single" w:color="BBBBBB" w:sz="4"/>
@@ -351,7 +545,7 @@
         </w:tc>
         <w:tc>
           <w:tcPr>
-            <w:tcW w:type="dxa" w:w="1337"/>
+            <w:tcW w:type="dxa" w:w="1170"/>
             <w:tcBorders>
               <w:top w:val="single" w:color="BBBBBB" w:sz="4"/>
               <w:left w:val="single" w:color="BBBBBB" w:sz="4"/>
@@ -383,71 +577,7 @@
         </w:tc>
         <w:tc>
           <w:tcPr>
-            <w:tcW w:type="dxa" w:w="1337"/>
-            <w:tcBorders>
-              <w:top w:val="single" w:color="BBBBBB" w:sz="4"/>
-              <w:left w:val="single" w:color="BBBBBB" w:sz="4"/>
-              <w:bottom w:val="single" w:color="BBBBBB" w:sz="4"/>
-              <w:right w:val="single" w:color="BBBBBB" w:sz="4"/>
-            </w:tcBorders>
-            <w:tcMar>
-              <w:top w:type="dxa" w:w="60"/>
-              <w:left w:type="dxa" w:w="80"/>
-              <w:bottom w:type="dxa" w:w="60"/>
-              <w:right w:type="dxa" w:w="80"/>
-            </w:tcMar>
-          </w:tcPr>
-          <w:p>
-            <w:pPr>
-              <w:jc w:val="center"/>
-            </w:pPr>
-            <w:r>
-              <w:rPr>
-                <w:rFonts w:ascii="Arial" w:cs="Arial" w:eastAsia="Arial" w:hAnsi="Arial"/>
-                <w:b/>
-                <w:bCs/>
-                <w:sz w:val="21"/>
-                <w:szCs w:val="21"/>
-              </w:rPr>
-              <w:t xml:space="preserve">D</w:t>
-            </w:r>
-          </w:p>
-        </w:tc>
-        <w:tc>
-          <w:tcPr>
-            <w:tcW w:type="dxa" w:w="1337"/>
-            <w:tcBorders>
-              <w:top w:val="single" w:color="BBBBBB" w:sz="4"/>
-              <w:left w:val="single" w:color="BBBBBB" w:sz="4"/>
-              <w:bottom w:val="single" w:color="BBBBBB" w:sz="4"/>
-              <w:right w:val="single" w:color="BBBBBB" w:sz="4"/>
-            </w:tcBorders>
-            <w:tcMar>
-              <w:top w:type="dxa" w:w="60"/>
-              <w:left w:type="dxa" w:w="80"/>
-              <w:bottom w:type="dxa" w:w="60"/>
-              <w:right w:type="dxa" w:w="80"/>
-            </w:tcMar>
-          </w:tcPr>
-          <w:p>
-            <w:pPr>
-              <w:jc w:val="center"/>
-            </w:pPr>
-            <w:r>
-              <w:rPr>
-                <w:rFonts w:ascii="Arial" w:cs="Arial" w:eastAsia="Arial" w:hAnsi="Arial"/>
-                <w:b/>
-                <w:bCs/>
-                <w:sz w:val="21"/>
-                <w:szCs w:val="21"/>
-              </w:rPr>
-              <w:t xml:space="preserve">B</w:t>
-            </w:r>
-          </w:p>
-        </w:tc>
-        <w:tc>
-          <w:tcPr>
-            <w:tcW w:type="dxa" w:w="1337"/>
+            <w:tcW w:type="dxa" w:w="1170"/>
             <w:tcBorders>
               <w:top w:val="single" w:color="BBBBBB" w:sz="4"/>
               <w:left w:val="single" w:color="BBBBBB" w:sz="4"/>
@@ -477,70 +607,6 @@
             </w:r>
           </w:p>
         </w:tc>
-        <w:tc>
-          <w:tcPr>
-            <w:tcW w:type="dxa" w:w="1337"/>
-            <w:tcBorders>
-              <w:top w:val="single" w:color="BBBBBB" w:sz="4"/>
-              <w:left w:val="single" w:color="BBBBBB" w:sz="4"/>
-              <w:bottom w:val="single" w:color="BBBBBB" w:sz="4"/>
-              <w:right w:val="single" w:color="BBBBBB" w:sz="4"/>
-            </w:tcBorders>
-            <w:tcMar>
-              <w:top w:type="dxa" w:w="60"/>
-              <w:left w:type="dxa" w:w="80"/>
-              <w:bottom w:type="dxa" w:w="60"/>
-              <w:right w:type="dxa" w:w="80"/>
-            </w:tcMar>
-          </w:tcPr>
-          <w:p>
-            <w:pPr>
-              <w:jc w:val="center"/>
-            </w:pPr>
-            <w:r>
-              <w:rPr>
-                <w:rFonts w:ascii="Arial" w:cs="Arial" w:eastAsia="Arial" w:hAnsi="Arial"/>
-                <w:b/>
-                <w:bCs/>
-                <w:sz w:val="21"/>
-                <w:szCs w:val="21"/>
-              </w:rPr>
-              <w:t xml:space="preserve">A</w:t>
-            </w:r>
-          </w:p>
-        </w:tc>
-        <w:tc>
-          <w:tcPr>
-            <w:tcW w:type="dxa" w:w="1337"/>
-            <w:tcBorders>
-              <w:top w:val="single" w:color="BBBBBB" w:sz="4"/>
-              <w:left w:val="single" w:color="BBBBBB" w:sz="4"/>
-              <w:bottom w:val="single" w:color="BBBBBB" w:sz="4"/>
-              <w:right w:val="single" w:color="BBBBBB" w:sz="4"/>
-            </w:tcBorders>
-            <w:tcMar>
-              <w:top w:type="dxa" w:w="60"/>
-              <w:left w:type="dxa" w:w="80"/>
-              <w:bottom w:type="dxa" w:w="60"/>
-              <w:right w:type="dxa" w:w="80"/>
-            </w:tcMar>
-          </w:tcPr>
-          <w:p>
-            <w:pPr>
-              <w:jc w:val="center"/>
-            </w:pPr>
-            <w:r>
-              <w:rPr>
-                <w:rFonts w:ascii="Arial" w:cs="Arial" w:eastAsia="Arial" w:hAnsi="Arial"/>
-                <w:b/>
-                <w:bCs/>
-                <w:sz w:val="21"/>
-                <w:szCs w:val="21"/>
-              </w:rPr>
-              <w:t xml:space="preserve">A</w:t>
-            </w:r>
-          </w:p>
-        </w:tc>
       </w:tr>
     </w:tbl>
     <w:p>
@@ -568,7 +634,7 @@
           <w:sz w:val="16"/>
           <w:szCs w:val="16"/>
         </w:rPr>
-        <w:t xml:space="preserve">USE AFTER: PREDICT PHASE — Predict: Think-Pair-Share on pinching off the tip of a young bean seedling</w:t>
+        <w:t xml:space="preserve">USE AFTER: PREDICT PHASE — Predict: Think-Pair-Share on the three puzzles and 'If I changed only the rain, would the differences disappear?'</w:t>
       </w:r>
     </w:p>
     <w:p>
@@ -584,7 +650,52 @@
           <w:sz w:val="21"/>
           <w:szCs w:val="21"/>
         </w:rPr>
-        <w:t xml:space="preserve">Q1. A farmer pinches off the very top (the shoot tip) of a young bean seedling. What is the most likely result after two weeks?</w:t>
+        <w:t xml:space="preserve">Q1. Mr. Wafula planted maize and beans on the same day, in the same field, after the same 25 mm of rain. Yet the two crops differed in germination, emergence and growth. Which statement best explains the differences?</w:t>
+      </w:r>
+    </w:p>
+    <w:p>
+      <w:pPr>
+        <w:keepNext/>
+        <w:spacing w:after="20"/>
+        <w:ind w:left="360"/>
+      </w:pPr>
+      <w:r>
+        <w:rPr>
+          <w:rFonts w:ascii="Arial" w:cs="Arial" w:eastAsia="Arial" w:hAnsi="Arial"/>
+          <w:sz w:val="21"/>
+          <w:szCs w:val="21"/>
+        </w:rPr>
+        <w:t xml:space="preserve">A.  The two crops were planted on different days.</w:t>
+      </w:r>
+    </w:p>
+    <w:p>
+      <w:pPr>
+        <w:keepNext/>
+        <w:spacing w:after="20"/>
+        <w:ind w:left="360"/>
+      </w:pPr>
+      <w:r>
+        <w:rPr>
+          <w:rFonts w:ascii="Arial" w:cs="Arial" w:eastAsia="Arial" w:hAnsi="Arial"/>
+          <w:sz w:val="21"/>
+          <w:szCs w:val="21"/>
+        </w:rPr>
+        <w:t xml:space="preserve">B.  The beans received less rain than the maize.</w:t>
+      </w:r>
+    </w:p>
+    <w:p>
+      <w:pPr>
+        <w:keepNext/>
+        <w:spacing w:after="20"/>
+        <w:ind w:left="360"/>
+      </w:pPr>
+      <w:r>
+        <w:rPr>
+          <w:rFonts w:ascii="Arial" w:cs="Arial" w:eastAsia="Arial" w:hAnsi="Arial"/>
+          <w:sz w:val="21"/>
+          <w:szCs w:val="21"/>
+        </w:rPr>
+        <w:t xml:space="preserve">C.  Healthy-looking seeds always germinate, so the differences were only due to chance.</w:t>
       </w:r>
     </w:p>
     <w:p>
@@ -602,52 +713,7 @@
           <w:sz w:val="21"/>
           <w:szCs w:val="21"/>
         </w:rPr>
-        <w:t xml:space="preserve">A.  More side branches grow because the tip no longer holds back the side buds</w:t>
-      </w:r>
-    </w:p>
-    <w:p>
-      <w:pPr>
-        <w:keepNext/>
-        <w:spacing w:after="20"/>
-        <w:ind w:left="360"/>
-      </w:pPr>
-      <w:r>
-        <w:rPr>
-          <w:rFonts w:ascii="Arial" w:cs="Arial" w:eastAsia="Arial" w:hAnsi="Arial"/>
-          <w:sz w:val="21"/>
-          <w:szCs w:val="21"/>
-        </w:rPr>
-        <w:t xml:space="preserve">B.  The plant dies because the tip is cut off</w:t>
-      </w:r>
-    </w:p>
-    <w:p>
-      <w:pPr>
-        <w:keepNext/>
-        <w:spacing w:after="20"/>
-        <w:ind w:left="360"/>
-      </w:pPr>
-      <w:r>
-        <w:rPr>
-          <w:rFonts w:ascii="Arial" w:cs="Arial" w:eastAsia="Arial" w:hAnsi="Arial"/>
-          <w:sz w:val="21"/>
-          <w:szCs w:val="21"/>
-        </w:rPr>
-        <w:t xml:space="preserve">C.  Nothing changes because plants grow only from water and soil</w:t>
-      </w:r>
-    </w:p>
-    <w:p>
-      <w:pPr>
-        <w:keepNext/>
-        <w:spacing w:after="20"/>
-        <w:ind w:left="360"/>
-      </w:pPr>
-      <w:r>
-        <w:rPr>
-          <w:rFonts w:ascii="Arial" w:cs="Arial" w:eastAsia="Arial" w:hAnsi="Arial"/>
-          <w:sz w:val="21"/>
-          <w:szCs w:val="21"/>
-        </w:rPr>
-        <w:t xml:space="preserve">D.  The plant grows taller than before because it has less to feed</w:t>
+        <w:t xml:space="preserve">D.  The differences come from seed structure, seed condition (such as dormancy or viability) and the environment (such as waterlogged patches).</w:t>
       </w:r>
     </w:p>
     <w:p>
@@ -663,7 +729,7 @@
           <w:sz w:val="21"/>
           <w:szCs w:val="21"/>
         </w:rPr>
-        <w:t xml:space="preserve">Correct answer: A. </w:t>
+        <w:t xml:space="preserve">Correct answer: D. </w:t>
       </w:r>
       <w:r>
         <w:rPr>
@@ -672,7 +738,7 @@
           <w:sz w:val="19"/>
           <w:szCs w:val="19"/>
         </w:rPr>
-        <w:t xml:space="preserve">The shoot tip makes auxin, which suppresses side buds. When the tip is removed, the side buds are released and the plant branches.</w:t>
+        <w:t xml:space="preserve">Rain and planting date were the same for both crops, so they cannot explain the differences. The lesson shows that seed structure, seed condition and environmental factors such as waterlogging do.</w:t>
       </w:r>
     </w:p>
     <w:p>
@@ -687,7 +753,7 @@
           <w:sz w:val="16"/>
           <w:szCs w:val="16"/>
         </w:rPr>
-        <w:t xml:space="preserve">USE AFTER: OBSERVE PHASE — Observe: 'Plant Hormones' reading card on abscisic acid and dormancy</w:t>
+        <w:t xml:space="preserve">USE AFTER: OBSERVE PHASE — Observe: Card B, scarification of the 8 hard-coated beans (7 of 8 germinated by Day 7)</w:t>
       </w:r>
     </w:p>
     <w:p>
@@ -703,7 +769,52 @@
           <w:sz w:val="21"/>
           <w:szCs w:val="21"/>
         </w:rPr>
-        <w:t xml:space="preserve">Q2. In the dry season, healthy seeds in the soil do not germinate even though they are not dead. Which plant hormone helps to keep these seeds dormant?</w:t>
+        <w:t xml:space="preserve">Q2. Out of 100 Rosecoco bean seeds, 20 did not germinate by Day 14. Of these, 8 had a hard seed coat. When the hard coats were nicked (scarified), 7 of the 8 seeds germinated. What does this show about the 8 hard-coated seeds?</w:t>
+      </w:r>
+    </w:p>
+    <w:p>
+      <w:pPr>
+        <w:keepNext/>
+        <w:spacing w:after="20"/>
+        <w:ind w:left="360"/>
+      </w:pPr>
+      <w:r>
+        <w:rPr>
+          <w:rFonts w:ascii="Arial" w:cs="Arial" w:eastAsia="Arial" w:hAnsi="Arial"/>
+          <w:sz w:val="21"/>
+          <w:szCs w:val="21"/>
+        </w:rPr>
+        <w:t xml:space="preserve">A.  They needed more rain because they were planted too deep.</w:t>
+      </w:r>
+    </w:p>
+    <w:p>
+      <w:pPr>
+        <w:keepNext/>
+        <w:spacing w:after="20"/>
+        <w:ind w:left="360"/>
+      </w:pPr>
+      <w:r>
+        <w:rPr>
+          <w:rFonts w:ascii="Arial" w:cs="Arial" w:eastAsia="Arial" w:hAnsi="Arial"/>
+          <w:sz w:val="21"/>
+          <w:szCs w:val="21"/>
+        </w:rPr>
+        <w:t xml:space="preserve">B.  They were eaten by pests, and nicking removed the pests.</w:t>
+      </w:r>
+    </w:p>
+    <w:p>
+      <w:pPr>
+        <w:keepNext/>
+        <w:spacing w:after="20"/>
+        <w:ind w:left="360"/>
+      </w:pPr>
+      <w:r>
+        <w:rPr>
+          <w:rFonts w:ascii="Arial" w:cs="Arial" w:eastAsia="Arial" w:hAnsi="Arial"/>
+          <w:sz w:val="21"/>
+          <w:szCs w:val="21"/>
+        </w:rPr>
+        <w:t xml:space="preserve">C.  They were dead (non-viable) and germinated by chance.</w:t>
       </w:r>
     </w:p>
     <w:p>
@@ -721,52 +832,7 @@
           <w:sz w:val="21"/>
           <w:szCs w:val="21"/>
         </w:rPr>
-        <w:t xml:space="preserve">A.  Abscisic acid</w:t>
-      </w:r>
-    </w:p>
-    <w:p>
-      <w:pPr>
-        <w:keepNext/>
-        <w:spacing w:after="20"/>
-        <w:ind w:left="360"/>
-      </w:pPr>
-      <w:r>
-        <w:rPr>
-          <w:rFonts w:ascii="Arial" w:cs="Arial" w:eastAsia="Arial" w:hAnsi="Arial"/>
-          <w:sz w:val="21"/>
-          <w:szCs w:val="21"/>
-        </w:rPr>
-        <w:t xml:space="preserve">B.  Cytokinins</w:t>
-      </w:r>
-    </w:p>
-    <w:p>
-      <w:pPr>
-        <w:keepNext/>
-        <w:spacing w:after="20"/>
-        <w:ind w:left="360"/>
-      </w:pPr>
-      <w:r>
-        <w:rPr>
-          <w:rFonts w:ascii="Arial" w:cs="Arial" w:eastAsia="Arial" w:hAnsi="Arial"/>
-          <w:sz w:val="21"/>
-          <w:szCs w:val="21"/>
-        </w:rPr>
-        <w:t xml:space="preserve">C.  Gibberellins</w:t>
-      </w:r>
-    </w:p>
-    <w:p>
-      <w:pPr>
-        <w:keepNext/>
-        <w:spacing w:after="20"/>
-        <w:ind w:left="360"/>
-      </w:pPr>
-      <w:r>
-        <w:rPr>
-          <w:rFonts w:ascii="Arial" w:cs="Arial" w:eastAsia="Arial" w:hAnsi="Arial"/>
-          <w:sz w:val="21"/>
-          <w:szCs w:val="21"/>
-        </w:rPr>
-        <w:t xml:space="preserve">D.  Ethylene</w:t>
+        <w:t xml:space="preserve">D.  They were alive but dormant, because the hard seed coat stopped water from entering.</w:t>
       </w:r>
     </w:p>
     <w:p>
@@ -782,7 +848,7 @@
           <w:sz w:val="21"/>
           <w:szCs w:val="21"/>
         </w:rPr>
-        <w:t xml:space="preserve">Correct answer: A. </w:t>
+        <w:t xml:space="preserve">Correct answer: D. </w:t>
       </w:r>
       <w:r>
         <w:rPr>
@@ -791,7 +857,7 @@
           <w:sz w:val="19"/>
           <w:szCs w:val="19"/>
         </w:rPr>
-        <w:t xml:space="preserve">Abscisic acid maintains dormancy and stops germination during unfavourable conditions. Gibberellins do the opposite and promote germination.</w:t>
+        <w:t xml:space="preserve">Seeds that germinate after the coat is nicked were viable. The hard, impermeable testa kept out water, so dormancy is not the same as death.</w:t>
       </w:r>
     </w:p>
     <w:p>
@@ -806,7 +872,7 @@
           <w:sz w:val="16"/>
           <w:szCs w:val="16"/>
         </w:rPr>
-        <w:t xml:space="preserve">USE AFTER: OBSERVE PHASE — Observe: pruning demonstration of pruned versus intact bean seedlings</w:t>
+        <w:t xml:space="preserve">USE AFTER: OBSERVE PHASE — Observe: Card C, jar results for 20 bean seeds at Day 5</w:t>
       </w:r>
     </w:p>
     <w:p>
@@ -822,52 +888,37 @@
           <w:sz w:val="21"/>
           <w:szCs w:val="21"/>
         </w:rPr>
-        <w:t xml:space="preserve">Q3. Two bean seedlings were grown for two weeks. The intact seedling was 30 cm tall with 0 side branches. The seedling with its tip pinched off was 18 cm tall with 4 side branches. Which conclusion is best supported by these results?</w:t>
-      </w:r>
-    </w:p>
-    <w:p>
-      <w:pPr>
-        <w:keepNext/>
-        <w:spacing w:after="20"/>
-        <w:ind w:left="360"/>
-      </w:pPr>
-      <w:r>
-        <w:rPr>
-          <w:rFonts w:ascii="Arial" w:cs="Arial" w:eastAsia="Arial" w:hAnsi="Arial"/>
-          <w:sz w:val="21"/>
-          <w:szCs w:val="21"/>
-        </w:rPr>
-        <w:t xml:space="preserve">A.  Removing the tip kills the plant, so it cannot grow taller</w:t>
-      </w:r>
-    </w:p>
-    <w:p>
-      <w:pPr>
-        <w:keepNext/>
-        <w:spacing w:after="20"/>
-        <w:ind w:left="360"/>
-      </w:pPr>
-      <w:r>
-        <w:rPr>
-          <w:rFonts w:ascii="Arial" w:cs="Arial" w:eastAsia="Arial" w:hAnsi="Arial"/>
-          <w:sz w:val="21"/>
-          <w:szCs w:val="21"/>
-        </w:rPr>
-        <w:t xml:space="preserve">B.  Hormones are found only in animals, so the plants differ by chance</w:t>
-      </w:r>
-    </w:p>
-    <w:p>
-      <w:pPr>
-        <w:keepNext/>
-        <w:spacing w:after="20"/>
-        <w:ind w:left="360"/>
-      </w:pPr>
-      <w:r>
-        <w:rPr>
-          <w:rFonts w:ascii="Arial" w:cs="Arial" w:eastAsia="Arial" w:hAnsi="Arial"/>
-          <w:sz w:val="21"/>
-          <w:szCs w:val="21"/>
-        </w:rPr>
-        <w:t xml:space="preserve">C.  Side branches grow only when a plant is shorter than 20 cm</w:t>
+        <w:t xml:space="preserve">Q3. Twenty bean seeds were placed in each of four jars for 5 days. Results: water + air + 25 °C = 18 germinated; dry seeds = 0 germinated; water but no air = 1 germinated; water + air at 4 °C = 0 germinated. What is the best conclusion?</w:t>
+      </w:r>
+    </w:p>
+    <w:p>
+      <w:pPr>
+        <w:keepNext/>
+        <w:spacing w:after="20"/>
+        <w:ind w:left="360"/>
+      </w:pPr>
+      <w:r>
+        <w:rPr>
+          <w:rFonts w:ascii="Arial" w:cs="Arial" w:eastAsia="Arial" w:hAnsi="Arial"/>
+          <w:sz w:val="21"/>
+          <w:szCs w:val="21"/>
+        </w:rPr>
+        <w:t xml:space="preserve">A.  Only water is needed for germination.</w:t>
+      </w:r>
+    </w:p>
+    <w:p>
+      <w:pPr>
+        <w:keepNext/>
+        <w:spacing w:after="20"/>
+        <w:ind w:left="360"/>
+      </w:pPr>
+      <w:r>
+        <w:rPr>
+          <w:rFonts w:ascii="Arial" w:cs="Arial" w:eastAsia="Arial" w:hAnsi="Arial"/>
+          <w:sz w:val="21"/>
+          <w:szCs w:val="21"/>
+        </w:rPr>
+        <w:t xml:space="preserve">B.  Light is needed for germination, because the seeds in the warm jar germinated.</w:t>
       </w:r>
     </w:p>
     <w:p>
@@ -885,7 +936,22 @@
           <w:sz w:val="21"/>
           <w:szCs w:val="21"/>
         </w:rPr>
-        <w:t xml:space="preserve">D.  Removing the shoot tip allowed side buds to grow, so the tip normally suppresses branching</w:t>
+        <w:t xml:space="preserve">C.  Seeds need water, oxygen and a suitable temperature together to germinate.</w:t>
+      </w:r>
+    </w:p>
+    <w:p>
+      <w:pPr>
+        <w:keepNext/>
+        <w:spacing w:after="20"/>
+        <w:ind w:left="360"/>
+      </w:pPr>
+      <w:r>
+        <w:rPr>
+          <w:rFonts w:ascii="Arial" w:cs="Arial" w:eastAsia="Arial" w:hAnsi="Arial"/>
+          <w:sz w:val="21"/>
+          <w:szCs w:val="21"/>
+        </w:rPr>
+        <w:t xml:space="preserve">D.  Cold temperatures speed up germination.</w:t>
       </w:r>
     </w:p>
     <w:p>
@@ -901,7 +967,7 @@
           <w:sz w:val="21"/>
           <w:szCs w:val="21"/>
         </w:rPr>
-        <w:t xml:space="preserve">Correct answer: D. </w:t>
+        <w:t xml:space="preserve">Correct answer: C. </w:t>
       </w:r>
       <w:r>
         <w:rPr>
@@ -910,7 +976,7 @@
           <w:sz w:val="19"/>
           <w:szCs w:val="19"/>
         </w:rPr>
-        <w:t xml:space="preserve">The pruned plant is alive and has more side branches, while the intact plant is taller with no branches. This shows the tip controls side bud growth.</w:t>
+        <w:t xml:space="preserve">Removing water, air or warmth each reduced germination to 0 or 1, while the jar with all three gave 18 of 20. All three conditions are needed.</w:t>
       </w:r>
     </w:p>
     <w:p>
@@ -925,7 +991,7 @@
           <w:sz w:val="16"/>
           <w:szCs w:val="16"/>
         </w:rPr>
-        <w:t xml:space="preserve">USE AFTER: OBSERVE PHASE — Observe: 'Plant Hormones' reading card on ethylene and ripening bananas and mangoes</w:t>
+        <w:t xml:space="preserve">USE AFTER: EXPLAIN PHASE — Explain: CER for puzzle 3, maize growth steepest between Day 21 and Day 35 (Card E heights)</w:t>
       </w:r>
     </w:p>
     <w:p>
@@ -941,22 +1007,37 @@
           <w:sz w:val="21"/>
           <w:szCs w:val="21"/>
         </w:rPr>
-        <w:t xml:space="preserve">Q4. Traders in Mombasa put green bananas in a closed sack and they ripen faster. Which explanation is correct?</w:t>
-      </w:r>
-    </w:p>
-    <w:p>
-      <w:pPr>
-        <w:keepNext/>
-        <w:spacing w:after="20"/>
-        <w:ind w:left="360"/>
-      </w:pPr>
-      <w:r>
-        <w:rPr>
-          <w:rFonts w:ascii="Arial" w:cs="Arial" w:eastAsia="Arial" w:hAnsi="Arial"/>
-          <w:sz w:val="21"/>
-          <w:szCs w:val="21"/>
-        </w:rPr>
-        <w:t xml:space="preserve">A.  Abscisic acid is released and speeds up the ripening</w:t>
+        <w:t xml:space="preserve">Q4. The height of a maize plant was 62 cm on Day 28 and 98 cm on Day 35. By how many centimetres did it grow during that week?</w:t>
+      </w:r>
+    </w:p>
+    <w:p>
+      <w:pPr>
+        <w:keepNext/>
+        <w:spacing w:after="20"/>
+        <w:ind w:left="360"/>
+      </w:pPr>
+      <w:r>
+        <w:rPr>
+          <w:rFonts w:ascii="Arial" w:cs="Arial" w:eastAsia="Arial" w:hAnsi="Arial"/>
+          <w:sz w:val="21"/>
+          <w:szCs w:val="21"/>
+        </w:rPr>
+        <w:t xml:space="preserve">A.  27 cm</w:t>
+      </w:r>
+    </w:p>
+    <w:p>
+      <w:pPr>
+        <w:keepNext/>
+        <w:spacing w:after="20"/>
+        <w:ind w:left="360"/>
+      </w:pPr>
+      <w:r>
+        <w:rPr>
+          <w:rFonts w:ascii="Arial" w:cs="Arial" w:eastAsia="Arial" w:hAnsi="Arial"/>
+          <w:sz w:val="21"/>
+          <w:szCs w:val="21"/>
+        </w:rPr>
+        <w:t xml:space="preserve">B.  98 cm</w:t>
       </w:r>
     </w:p>
     <w:p>
@@ -974,37 +1055,22 @@
           <w:sz w:val="21"/>
           <w:szCs w:val="21"/>
         </w:rPr>
-        <w:t xml:space="preserve">B.  Ethylene gas given off by the fruit collects in the sack and speeds up ripening</w:t>
-      </w:r>
-    </w:p>
-    <w:p>
-      <w:pPr>
-        <w:keepNext/>
-        <w:spacing w:after="20"/>
-        <w:ind w:left="360"/>
-      </w:pPr>
-      <w:r>
-        <w:rPr>
-          <w:rFonts w:ascii="Arial" w:cs="Arial" w:eastAsia="Arial" w:hAnsi="Arial"/>
-          <w:sz w:val="21"/>
-          <w:szCs w:val="21"/>
-        </w:rPr>
-        <w:t xml:space="preserve">C.  Auxin builds up in the sack and makes the fruit softer</w:t>
-      </w:r>
-    </w:p>
-    <w:p>
-      <w:pPr>
-        <w:keepNext/>
-        <w:spacing w:after="20"/>
-        <w:ind w:left="360"/>
-      </w:pPr>
-      <w:r>
-        <w:rPr>
-          <w:rFonts w:ascii="Arial" w:cs="Arial" w:eastAsia="Arial" w:hAnsi="Arial"/>
-          <w:sz w:val="21"/>
-          <w:szCs w:val="21"/>
-        </w:rPr>
-        <w:t xml:space="preserve">D.  Cytokinins from the sack make the fruit cells divide faster</w:t>
+        <w:t xml:space="preserve">C.  36 cm</w:t>
+      </w:r>
+    </w:p>
+    <w:p>
+      <w:pPr>
+        <w:keepNext/>
+        <w:spacing w:after="20"/>
+        <w:ind w:left="360"/>
+      </w:pPr>
+      <w:r>
+        <w:rPr>
+          <w:rFonts w:ascii="Arial" w:cs="Arial" w:eastAsia="Arial" w:hAnsi="Arial"/>
+          <w:sz w:val="21"/>
+          <w:szCs w:val="21"/>
+        </w:rPr>
+        <w:t xml:space="preserve">D.  32 cm</w:t>
       </w:r>
     </w:p>
     <w:p>
@@ -1020,7 +1086,7 @@
           <w:sz w:val="21"/>
           <w:szCs w:val="21"/>
         </w:rPr>
-        <w:t xml:space="preserve">Correct answer: B. </w:t>
+        <w:t xml:space="preserve">Correct answer: C. </w:t>
       </w:r>
       <w:r>
         <w:rPr>
@@ -1029,7 +1095,7 @@
           <w:sz w:val="19"/>
           <w:szCs w:val="19"/>
         </w:rPr>
-        <w:t xml:space="preserve">Ethylene is the hormone that ripens fruit. A closed sack traps the gas around the bananas so it has a stronger effect.</w:t>
+        <w:t xml:space="preserve">Increase in height = 98 cm − 62 cm = 36 cm. This is the fastest weekly increase, showing the steep middle part of the sigmoid growth curve.</w:t>
       </w:r>
     </w:p>
     <w:p>
@@ -1044,7 +1110,7 @@
           <w:sz w:val="16"/>
           <w:szCs w:val="16"/>
         </w:rPr>
-        <w:t xml:space="preserve">USE AFTER: EXPLAIN PHASE — Explain: Claim-Evidence-Reasoning on hormones and apical dominance</w:t>
+        <w:t xml:space="preserve">USE AFTER: EXPLAIN PHASE — Explain: CER for puzzle 3, stem width (Card E) and maize having no true secondary growth</w:t>
       </w:r>
     </w:p>
     <w:p>
@@ -1060,37 +1126,37 @@
           <w:sz w:val="21"/>
           <w:szCs w:val="21"/>
         </w:rPr>
-        <w:t xml:space="preserve">Q5. What does the term 'apical dominance' mean?</w:t>
-      </w:r>
-    </w:p>
-    <w:p>
-      <w:pPr>
-        <w:keepNext/>
-        <w:spacing w:after="20"/>
-        <w:ind w:left="360"/>
-      </w:pPr>
-      <w:r>
-        <w:rPr>
-          <w:rFonts w:ascii="Arial" w:cs="Arial" w:eastAsia="Arial" w:hAnsi="Arial"/>
-          <w:sz w:val="21"/>
-          <w:szCs w:val="21"/>
-        </w:rPr>
-        <w:t xml:space="preserve">A.  The shoot tip bends towards light because of gibberellins</w:t>
-      </w:r>
-    </w:p>
-    <w:p>
-      <w:pPr>
-        <w:keepNext/>
-        <w:spacing w:after="20"/>
-        <w:ind w:left="360"/>
-      </w:pPr>
-      <w:r>
-        <w:rPr>
-          <w:rFonts w:ascii="Arial" w:cs="Arial" w:eastAsia="Arial" w:hAnsi="Arial"/>
-          <w:sz w:val="21"/>
-          <w:szCs w:val="21"/>
-        </w:rPr>
-        <w:t xml:space="preserve">B.  The side buds always grow faster than the main shoot</w:t>
+        <w:t xml:space="preserve">Q5. A maize stem became thicker, from 6 mm at Day 14 to 22 mm at Day 42, even though maize has no vascular cambium. How does the maize stem thicken?</w:t>
+      </w:r>
+    </w:p>
+    <w:p>
+      <w:pPr>
+        <w:keepNext/>
+        <w:spacing w:after="20"/>
+        <w:ind w:left="360"/>
+      </w:pPr>
+      <w:r>
+        <w:rPr>
+          <w:rFonts w:ascii="Arial" w:cs="Arial" w:eastAsia="Arial" w:hAnsi="Arial"/>
+          <w:sz w:val="21"/>
+          <w:szCs w:val="21"/>
+        </w:rPr>
+        <w:t xml:space="preserve">A.  Thickening is not growth, because growth means only an increase in height.</w:t>
+      </w:r>
+    </w:p>
+    <w:p>
+      <w:pPr>
+        <w:keepNext/>
+        <w:spacing w:after="20"/>
+        <w:ind w:left="360"/>
+      </w:pPr>
+      <w:r>
+        <w:rPr>
+          <w:rFonts w:ascii="Arial" w:cs="Arial" w:eastAsia="Arial" w:hAnsi="Arial"/>
+          <w:sz w:val="21"/>
+          <w:szCs w:val="21"/>
+        </w:rPr>
+        <w:t xml:space="preserve">B.  It does not really grow thicker; the stem only swells with water.</w:t>
       </w:r>
     </w:p>
     <w:p>
@@ -1108,22 +1174,22 @@
           <w:sz w:val="21"/>
           <w:szCs w:val="21"/>
         </w:rPr>
-        <w:t xml:space="preserve">C.  The shoot tip makes auxin that holds back the growth of side buds</w:t>
-      </w:r>
-    </w:p>
-    <w:p>
-      <w:pPr>
-        <w:keepNext/>
-        <w:spacing w:after="20"/>
-        <w:ind w:left="360"/>
-      </w:pPr>
-      <w:r>
-        <w:rPr>
-          <w:rFonts w:ascii="Arial" w:cs="Arial" w:eastAsia="Arial" w:hAnsi="Arial"/>
-          <w:sz w:val="21"/>
-          <w:szCs w:val="21"/>
-        </w:rPr>
-        <w:t xml:space="preserve">D.  The root tip controls how fast the shoot grows</w:t>
+        <w:t xml:space="preserve">C.  By primary growth, through cell division and enlargement of tissues produced at the apical meristem.</w:t>
+      </w:r>
+    </w:p>
+    <w:p>
+      <w:pPr>
+        <w:keepNext/>
+        <w:spacing w:after="20"/>
+        <w:ind w:left="360"/>
+      </w:pPr>
+      <w:r>
+        <w:rPr>
+          <w:rFonts w:ascii="Arial" w:cs="Arial" w:eastAsia="Arial" w:hAnsi="Arial"/>
+          <w:sz w:val="21"/>
+          <w:szCs w:val="21"/>
+        </w:rPr>
+        <w:t xml:space="preserve">D.  By secondary growth from the vascular cambium, as in the bean.</w:t>
       </w:r>
     </w:p>
     <w:p>
@@ -1148,7 +1214,7 @@
           <w:sz w:val="19"/>
           <w:szCs w:val="19"/>
         </w:rPr>
-        <w:t xml:space="preserve">Apical means at the top and dominance means control. Auxin from the shoot tip suppresses the side buds, so the plant keeps a single main stem.</w:t>
+        <w:t xml:space="preserve">Maize has no vascular cambium, so true secondary growth does not occur. Its thickening comes from primary growth, while growth means a permanent, irreversible increase in size, not only in height.</w:t>
       </w:r>
     </w:p>
     <w:p>
@@ -1163,7 +1229,7 @@
           <w:sz w:val="16"/>
           <w:szCs w:val="16"/>
         </w:rPr>
-        <w:t xml:space="preserve">USE AFTER: EXPLAIN PHASE — Explain: farm applications of pruning tea in Kericho</w:t>
+        <w:t xml:space="preserve">USE AFTER: EXPLAIN PHASE — Explain: CER for puzzle 2, linking hypogeal and epigeal patterns to seed structure</w:t>
       </w:r>
     </w:p>
     <w:p>
@@ -1179,7 +1245,7 @@
           <w:sz w:val="21"/>
           <w:szCs w:val="21"/>
         </w:rPr>
-        <w:t xml:space="preserve">Q6. Tea farmers in Kericho prune their tea bushes regularly. How does pruning help?</w:t>
+        <w:t xml:space="preserve">Q6. A bean seedling emerges with its seed leaves (cotyledons) lifted above the soil. A maize seedling emerges with its scutellum staying underground. Which description is correct?</w:t>
       </w:r>
     </w:p>
     <w:p>
@@ -1197,52 +1263,52 @@
           <w:sz w:val="21"/>
           <w:szCs w:val="21"/>
         </w:rPr>
-        <w:t xml:space="preserve">A.  It removes the shoot tips, which reduces apical dominance so side buds grow and the bush becomes bushy</w:t>
-      </w:r>
-    </w:p>
-    <w:p>
-      <w:pPr>
-        <w:keepNext/>
-        <w:spacing w:after="20"/>
-        <w:ind w:left="360"/>
-      </w:pPr>
-      <w:r>
-        <w:rPr>
-          <w:rFonts w:ascii="Arial" w:cs="Arial" w:eastAsia="Arial" w:hAnsi="Arial"/>
-          <w:sz w:val="21"/>
-          <w:szCs w:val="21"/>
-        </w:rPr>
-        <w:t xml:space="preserve">B.  It makes the bush grow taller with one thick stem</w:t>
-      </w:r>
-    </w:p>
-    <w:p>
-      <w:pPr>
-        <w:keepNext/>
-        <w:spacing w:after="20"/>
-        <w:ind w:left="360"/>
-      </w:pPr>
-      <w:r>
-        <w:rPr>
-          <w:rFonts w:ascii="Arial" w:cs="Arial" w:eastAsia="Arial" w:hAnsi="Arial"/>
-          <w:sz w:val="21"/>
-          <w:szCs w:val="21"/>
-        </w:rPr>
-        <w:t xml:space="preserve">C.  It adds abscisic acid to the bush so that it stops growing</w:t>
-      </w:r>
-    </w:p>
-    <w:p>
-      <w:pPr>
-        <w:keepNext/>
-        <w:spacing w:after="20"/>
-        <w:ind w:left="360"/>
-      </w:pPr>
-      <w:r>
-        <w:rPr>
-          <w:rFonts w:ascii="Arial" w:cs="Arial" w:eastAsia="Arial" w:hAnsi="Arial"/>
-          <w:sz w:val="21"/>
-          <w:szCs w:val="21"/>
-        </w:rPr>
-        <w:t xml:space="preserve">D.  It kills the old shoots so that only roots keep growing</w:t>
+        <w:t xml:space="preserve">A.  Bean emergence is epigeal and maize emergence is hypogeal.</w:t>
+      </w:r>
+    </w:p>
+    <w:p>
+      <w:pPr>
+        <w:keepNext/>
+        <w:spacing w:after="20"/>
+        <w:ind w:left="360"/>
+      </w:pPr>
+      <w:r>
+        <w:rPr>
+          <w:rFonts w:ascii="Arial" w:cs="Arial" w:eastAsia="Arial" w:hAnsi="Arial"/>
+          <w:sz w:val="21"/>
+          <w:szCs w:val="21"/>
+        </w:rPr>
+        <w:t xml:space="preserve">B.  Both bean and maize emergence are hypogeal.</w:t>
+      </w:r>
+    </w:p>
+    <w:p>
+      <w:pPr>
+        <w:keepNext/>
+        <w:spacing w:after="20"/>
+        <w:ind w:left="360"/>
+      </w:pPr>
+      <w:r>
+        <w:rPr>
+          <w:rFonts w:ascii="Arial" w:cs="Arial" w:eastAsia="Arial" w:hAnsi="Arial"/>
+          <w:sz w:val="21"/>
+          <w:szCs w:val="21"/>
+        </w:rPr>
+        <w:t xml:space="preserve">C.  Both bean and maize emergence are epigeal.</w:t>
+      </w:r>
+    </w:p>
+    <w:p>
+      <w:pPr>
+        <w:keepNext/>
+        <w:spacing w:after="20"/>
+        <w:ind w:left="360"/>
+      </w:pPr>
+      <w:r>
+        <w:rPr>
+          <w:rFonts w:ascii="Arial" w:cs="Arial" w:eastAsia="Arial" w:hAnsi="Arial"/>
+          <w:sz w:val="21"/>
+          <w:szCs w:val="21"/>
+        </w:rPr>
+        <w:t xml:space="preserve">D.  Bean emergence is hypogeal and maize emergence is epigeal.</w:t>
       </w:r>
     </w:p>
     <w:p>
@@ -1267,7 +1333,7 @@
           <w:sz w:val="19"/>
           <w:szCs w:val="19"/>
         </w:rPr>
-        <w:t xml:space="preserve">Cutting off the tips removes the source of auxin that suppresses side buds. The side buds then grow, giving more shoots to pluck.</w:t>
+        <w:t xml:space="preserve">Epigeal emergence lifts the cotyledons above the soil (bean). Hypogeal emergence leaves the seed storage tissue underground (maize, where the scutellum stays in the soil).</w:t>
       </w:r>
     </w:p>
     <w:p>
@@ -1282,7 +1348,7 @@
           <w:sz w:val="16"/>
           <w:szCs w:val="16"/>
         </w:rPr>
-        <w:t xml:space="preserve">USE AFTER: MODEL BUILDING PHASE — Model: revising the Day 1 model by adding hormone arrows and labels</w:t>
+        <w:t xml:space="preserve">USE AFTER: EXPLAIN PHASE — Explain: Card F hormone evidence, apical dominance (intact tip 0 branches, tip removed 3 branches)</w:t>
       </w:r>
     </w:p>
     <w:p>
@@ -1298,7 +1364,7 @@
           <w:sz w:val="21"/>
           <w:szCs w:val="21"/>
         </w:rPr>
-        <w:t xml:space="preserve">Q7. A learner revises their Day 1 model of why maize and bean seeds behave differently. Which addition is correct?</w:t>
+        <w:t xml:space="preserve">Q7. A bean plant with its tip intact had 0 branches at Day 25. Another bean plant had its tip removed at Day 20 and had 3 branches by Day 32. What explains the branching?</w:t>
       </w:r>
     </w:p>
     <w:p>
@@ -1316,52 +1382,52 @@
           <w:sz w:val="21"/>
           <w:szCs w:val="21"/>
         </w:rPr>
-        <w:t xml:space="preserve">A.  Gibberellins promote germination, but the seed also needs water, oxygen and a suitable temperature to respond</w:t>
-      </w:r>
-    </w:p>
-    <w:p>
-      <w:pPr>
-        <w:keepNext/>
-        <w:spacing w:after="20"/>
-        <w:ind w:left="360"/>
-      </w:pPr>
-      <w:r>
-        <w:rPr>
-          <w:rFonts w:ascii="Arial" w:cs="Arial" w:eastAsia="Arial" w:hAnsi="Arial"/>
-          <w:sz w:val="21"/>
-          <w:szCs w:val="21"/>
-        </w:rPr>
-        <w:t xml:space="preserve">B.  Hormones alone decide germination, so water and temperature can be removed from the model</w:t>
-      </w:r>
-    </w:p>
-    <w:p>
-      <w:pPr>
-        <w:keepNext/>
-        <w:spacing w:after="20"/>
-        <w:ind w:left="360"/>
-      </w:pPr>
-      <w:r>
-        <w:rPr>
-          <w:rFonts w:ascii="Arial" w:cs="Arial" w:eastAsia="Arial" w:hAnsi="Arial"/>
-          <w:sz w:val="21"/>
-          <w:szCs w:val="21"/>
-        </w:rPr>
-        <w:t xml:space="preserve">C.  Each hormone does only one job, so no arrows should link hormones to each other</w:t>
-      </w:r>
-    </w:p>
-    <w:p>
-      <w:pPr>
-        <w:keepNext/>
-        <w:spacing w:after="20"/>
-        <w:ind w:left="360"/>
-      </w:pPr>
-      <w:r>
-        <w:rPr>
-          <w:rFonts w:ascii="Arial" w:cs="Arial" w:eastAsia="Arial" w:hAnsi="Arial"/>
-          <w:sz w:val="21"/>
-          <w:szCs w:val="21"/>
-        </w:rPr>
-        <w:t xml:space="preserve">D.  Only animals have hormones, so the model should show only seed structure</w:t>
+        <w:t xml:space="preserve">A.  Auxin from the apical bud inhibits the lateral buds (apical dominance); removing the tip removes this effect, and cytokinins help the lateral buds grow.</w:t>
+      </w:r>
+    </w:p>
+    <w:p>
+      <w:pPr>
+        <w:keepNext/>
+        <w:spacing w:after="20"/>
+        <w:ind w:left="360"/>
+      </w:pPr>
+      <w:r>
+        <w:rPr>
+          <w:rFonts w:ascii="Arial" w:cs="Arial" w:eastAsia="Arial" w:hAnsi="Arial"/>
+          <w:sz w:val="21"/>
+          <w:szCs w:val="21"/>
+        </w:rPr>
+        <w:t xml:space="preserve">B.  The tip makes abscisic acid, which makes the plant grow lateral branches when removed.</w:t>
+      </w:r>
+    </w:p>
+    <w:p>
+      <w:pPr>
+        <w:keepNext/>
+        <w:spacing w:after="20"/>
+        <w:ind w:left="360"/>
+      </w:pPr>
+      <w:r>
+        <w:rPr>
+          <w:rFonts w:ascii="Arial" w:cs="Arial" w:eastAsia="Arial" w:hAnsi="Arial"/>
+          <w:sz w:val="21"/>
+          <w:szCs w:val="21"/>
+        </w:rPr>
+        <w:t xml:space="preserve">C.  Auxin from the apical bud promotes lateral buds, so removing the tip lowers branching.</w:t>
+      </w:r>
+    </w:p>
+    <w:p>
+      <w:pPr>
+        <w:keepNext/>
+        <w:spacing w:after="20"/>
+        <w:ind w:left="360"/>
+      </w:pPr>
+      <w:r>
+        <w:rPr>
+          <w:rFonts w:ascii="Arial" w:cs="Arial" w:eastAsia="Arial" w:hAnsi="Arial"/>
+          <w:sz w:val="21"/>
+          <w:szCs w:val="21"/>
+        </w:rPr>
+        <w:t xml:space="preserve">D.  Gibberellin from the tip stops branches from forming, and cutting adds more gibberellin.</w:t>
       </w:r>
     </w:p>
     <w:p>
@@ -1386,7 +1452,126 @@
           <w:sz w:val="19"/>
           <w:szCs w:val="19"/>
         </w:rPr>
-        <w:t xml:space="preserve">Hormones work together with each other and with the earlier factors such as water, oxygen, temperature and dormancy. Hormones are not the only factor in germination.</w:t>
+        <w:t xml:space="preserve">Apical dominance means auxin from the apical bud inhibits lateral buds. Removing the tip lets cytokinins promote them, giving 3 branches instead of 0.</w:t>
+      </w:r>
+    </w:p>
+    <w:p>
+      <w:pPr>
+        <w:keepNext/>
+        <w:spacing w:after="40" w:before="200"/>
+      </w:pPr>
+      <w:r>
+        <w:rPr>
+          <w:rFonts w:ascii="Arial" w:cs="Arial" w:eastAsia="Arial" w:hAnsi="Arial"/>
+          <w:color w:val="1F6B75"/>
+          <w:sz w:val="16"/>
+          <w:szCs w:val="16"/>
+        </w:rPr>
+        <w:t xml:space="preserve">USE AFTER: MODEL BUILDING PHASE — Model: final model section on causes of failure by crop (maize 5, 4, 3 and beans 8, 6, 4, 2) and the waterlogged patch</w:t>
+      </w:r>
+    </w:p>
+    <w:p>
+      <w:pPr>
+        <w:keepNext/>
+        <w:spacing w:after="80"/>
+      </w:pPr>
+      <w:r>
+        <w:rPr>
+          <w:rFonts w:ascii="Arial" w:cs="Arial" w:eastAsia="Arial" w:hAnsi="Arial"/>
+          <w:b/>
+          <w:bCs/>
+          <w:sz w:val="21"/>
+          <w:szCs w:val="21"/>
+        </w:rPr>
+        <w:t xml:space="preserve">Q8. In Mr. Wafula's field, 3 maize seeds and 6 bean seeds failed to germinate because they were in a waterlogged patch. Why does waterlogging stop germination?</w:t>
+      </w:r>
+    </w:p>
+    <w:p>
+      <w:pPr>
+        <w:keepNext/>
+        <w:spacing w:after="20"/>
+        <w:ind w:left="360"/>
+      </w:pPr>
+      <w:r>
+        <w:rPr>
+          <w:rFonts w:ascii="Arial" w:cs="Arial" w:eastAsia="Arial" w:hAnsi="Arial"/>
+          <w:sz w:val="21"/>
+          <w:szCs w:val="21"/>
+        </w:rPr>
+        <w:t xml:space="preserve">A.  Waterlogged soil makes the seed coat hard, which causes dormancy.</w:t>
+      </w:r>
+    </w:p>
+    <w:p>
+      <w:pPr>
+        <w:keepNext/>
+        <w:spacing w:after="20"/>
+        <w:ind w:left="360"/>
+      </w:pPr>
+      <w:r>
+        <w:rPr>
+          <w:rFonts w:ascii="Arial" w:cs="Arial" w:eastAsia="Arial" w:hAnsi="Arial"/>
+          <w:sz w:val="21"/>
+          <w:szCs w:val="21"/>
+        </w:rPr>
+        <w:t xml:space="preserve">B.  Waterlogged soil is always colder than 4 °C.</w:t>
+      </w:r>
+    </w:p>
+    <w:p>
+      <w:pPr>
+        <w:keepNext/>
+        <w:spacing w:after="20"/>
+        <w:ind w:left="360"/>
+      </w:pPr>
+      <w:r>
+        <w:rPr>
+          <w:rFonts w:ascii="Arial" w:cs="Arial" w:eastAsia="Arial" w:hAnsi="Arial"/>
+          <w:b/>
+          <w:bCs/>
+          <w:color w:val="2E7D4F"/>
+          <w:sz w:val="21"/>
+          <w:szCs w:val="21"/>
+        </w:rPr>
+        <w:t xml:space="preserve">C.  The water fills the air spaces in the soil, so the seeds get too little oxygen for respiration.</w:t>
+      </w:r>
+    </w:p>
+    <w:p>
+      <w:pPr>
+        <w:keepNext/>
+        <w:spacing w:after="20"/>
+        <w:ind w:left="360"/>
+      </w:pPr>
+      <w:r>
+        <w:rPr>
+          <w:rFonts w:ascii="Arial" w:cs="Arial" w:eastAsia="Arial" w:hAnsi="Arial"/>
+          <w:sz w:val="21"/>
+          <w:szCs w:val="21"/>
+        </w:rPr>
+        <w:t xml:space="preserve">D.  Too much water makes the seed produce too much gibberellin.</w:t>
+      </w:r>
+    </w:p>
+    <w:p>
+      <w:pPr>
+        <w:spacing w:after="120" w:before="60"/>
+      </w:pPr>
+      <w:r>
+        <w:rPr>
+          <w:rFonts w:ascii="Arial" w:cs="Arial" w:eastAsia="Arial" w:hAnsi="Arial"/>
+          <w:b/>
+          <w:bCs/>
+          <w:color w:val="2E7D4F"/>
+          <w:sz w:val="21"/>
+          <w:szCs w:val="21"/>
+        </w:rPr>
+        <w:t xml:space="preserve">Correct answer: C. </w:t>
+      </w:r>
+      <w:r>
+        <w:rPr>
+          <w:rFonts w:ascii="Arial" w:cs="Arial" w:eastAsia="Arial" w:hAnsi="Arial"/>
+          <w:color w:val="444444"/>
+          <w:sz w:val="19"/>
+          <w:szCs w:val="19"/>
+        </w:rPr>
+        <w:t xml:space="preserve">Waterlogging fills soil air spaces with water, which limits oxygen. Germinating seeds need oxygen for respiration, so waterlogged seeds fail even though they are viable.</w:t>
       </w:r>
     </w:p>
     <w:p>
@@ -1405,7 +1590,7 @@
         </w:rPr>
         <w:t xml:space="preserve">© 2026 SeaVuria and ARES. Aligned with KICD objectives. Developed by SeaVuria; technical implementation by ARES (with AI assistance from Claude). Licensed under </w:t>
       </w:r>
-      <w:hyperlink w:history="1" r:id="rId1-qe_19mnjgltfai5riiu">
+      <w:hyperlink w:history="1" r:id="rIdfhigukvac2vnay7heilhq">
         <w:r>
           <w:rPr>
             <w:rFonts w:ascii="Arial" w:cs="Arial" w:eastAsia="Arial" w:hAnsi="Arial"/>
@@ -1426,7 +1611,7 @@
         </w:rPr>
         <w:t xml:space="preserve"> (</w:t>
       </w:r>
-      <w:hyperlink w:history="1" r:id="rId-jyjvkhnyv0spohnibv4t">
+      <w:hyperlink w:history="1" r:id="rIduitqiiqofcvlzebfnf_m6">
         <w:r>
           <w:rPr>
             <w:rFonts w:ascii="Arial" w:cs="Arial" w:eastAsia="Arial" w:hAnsi="Arial"/>
